--- a/atelier/atelier_154.docx
+++ b/atelier/atelier_154.docx
@@ -474,7 +474,7 @@
                 <w:b w:val="false"/>
                 <w:bCs w:val="false"/>
               </w:rPr>
-              <w:t xml:space="preserve">Aucun (complémentaire du quick-win #153)</w:t>
+              <w:t xml:space="preserve">Aucun (complémentaire du quick-win)</w:t>
             </w:r>
           </w:p>
         </w:tc>
@@ -493,7 +493,7 @@
         <w:spacing w:after="120"/>
       </w:pPr>
       <w:r>
-        <w:t xml:space="preserve">La question Q05 porte sur un risque précis : des MR mergées SANS AUCUNE approbation. Même quand une règle existe (Q02), des merges sans review peuvent passer par des failles — règle non appliquée partout, exception accordée dans l’urgence, branche non protégée. Le quick-win #153 ferme la porte techniquement ; cet atelier en fait prendre conscience à la squad et mesure le risque réellement encouru. Le sujet est de visualiser, sur l’historique, combien de MR ont été mergées sans approbation, et de réaliser ce que cela signifie : du code parti en production que PERSONNE d’autre que son auteur n’a vu. En contexte bancaire, c’est une rupture du principe des quatre yeux (Q02-137) et un risque de conformité. On rend le risque tangible pour que la squad veuille fermer définitivement cette porte.</w:t>
+        <w:t xml:space="preserve">La question Q05 porte sur un risque précis : des MR mergées SANS AUCUNE approbation. Même quand une règle existe (Q02), des merges sans review peuvent passer par des failles — règle non appliquée partout, exception accordée dans l’urgence, branche non protégée. Le quick-win ferme la porte techniquement ; cet atelier en fait prendre conscience à la squad et mesure le risque réellement encouru. Le sujet est de visualiser, sur l’historique, combien de MR ont été mergées sans approbation, et de réaliser ce que cela signifie : du code parti en production que PERSONNE d’autre que son auteur n’a vu. En contexte bancaire, c’est une rupture du principe des quatre yeux (Q02-137) et un risque de conformité. On rend le risque tangible pour que la squad veuille fermer définitivement cette porte.</w:t>
       </w:r>
     </w:p>
     <w:p>
@@ -553,7 +553,7 @@
         <w:spacing w:after="80"/>
       </w:pPr>
       <w:r>
-        <w:t xml:space="preserve">La prise de conscience motive la fermeture définitive : voir le nombre de merges sans review donne envie de fermer la porte (quick-win #153) et de comprendre comment ces cas sont arrivés (audit #156). Cet atelier est le déclencheur qui rend les actions suivantes désirables.</w:t>
+        <w:t xml:space="preserve">La prise de conscience motive la fermeture définitive : voir le nombre de merges sans review donne envie de fermer la porte (quick-win) et de comprendre comment ces cas sont arrivés (audit). Cet atelier est le déclencheur qui rend les actions suivantes désirables.</w:t>
       </w:r>
     </w:p>
     <w:p>
@@ -613,7 +613,7 @@
         <w:spacing w:after="80"/>
       </w:pPr>
       <w:r>
-        <w:t xml:space="preserve">Ouvrir vers la fermeture et l’audit : amener l’idée qu’il faut fermer la porte (quick-win #153) et comprendre les exceptions (audit #156). La prise de conscience débouche sur l’action.</w:t>
+        <w:t xml:space="preserve">Ouvrir vers la fermeture et l’audit : amener l’idée qu’il faut fermer la porte (quick-win) et comprendre les exceptions (audit). La prise de conscience débouche sur l’action.</w:t>
       </w:r>
     </w:p>
     <w:p>
@@ -629,7 +629,7 @@
         <w:spacing w:after="120"/>
       </w:pPr>
       <w:r>
-        <w:t xml:space="preserve">À la sortie, la squad a visualisé, sur son historique, le nombre de MR mergées sans aucune approbation, et pris conscience du risque réel : du code parti en production que personne d’autre que son auteur n’a vu, en rupture du principe des quatre yeux (Q02-137) et avec une exposition d’audit en contexte bancaire. Le risque abstrait est devenu un chiffre concret (mesure « MR sans approval » du hub). La squad veut désormais fermer cette porte (quick-win #153) et comprendre comment ces cas sont arrivés (audit #156). La mesure « MR sans approval » a son point de départ, prête à tomber à zéro.</w:t>
+        <w:t xml:space="preserve">À la sortie, la squad a visualisé, sur son historique, le nombre de MR mergées sans aucune approbation, et pris conscience du risque réel : du code parti en production que personne d’autre que son auteur n’a vu, en rupture du principe des quatre yeux (Q02-137) et avec une exposition d’audit en contexte bancaire. Le risque abstrait est devenu un chiffre concret (mesure « MR sans approval » du hub). La squad veut désormais fermer cette porte (quick-win) et comprendre comment ces cas sont arrivés (audit). La mesure « MR sans approval » a son point de départ, prête à tomber à zéro.</w:t>
       </w:r>
     </w:p>
     <w:p>
@@ -701,7 +701,7 @@
         <w:spacing w:after="80"/>
       </w:pPr>
       <w:r>
-        <w:t xml:space="preserve">Zone « Fermer la porte » — vers le quick-win #153 et l’audit #156.</w:t>
+        <w:t xml:space="preserve">Zone « Fermer la porte » — vers le quick-win et l’audit.</w:t>
       </w:r>
     </w:p>
     <w:p>
@@ -809,7 +809,7 @@
         <w:t xml:space="preserve">(5 min) Débrief</w:t>
       </w:r>
       <w:r>
-        <w:t xml:space="preserve"> — on constate : le risque est tangible, il faut fermer la porte (#153) et auditer (#156).</w:t>
+        <w:t xml:space="preserve"> — on constate : le risque est tangible, il faut fermer la porte et auditer.</w:t>
       </w:r>
     </w:p>
     <w:p>
@@ -869,7 +869,7 @@
         <w:spacing w:after="80"/>
       </w:pPr>
       <w:r>
-        <w:t xml:space="preserve">La motivation à fermer la porte (#153) et auditer les exceptions (#156).</w:t>
+        <w:t xml:space="preserve">La motivation à fermer la porte et auditer les exceptions.</w:t>
       </w:r>
     </w:p>
     <w:p>
@@ -885,7 +885,7 @@
         <w:spacing w:after="120"/>
       </w:pPr>
       <w:r>
-        <w:t xml:space="preserve">Cette prise de conscience ouvre Q05. La suite : fermer la porte techniquement (quick-win #153, si pas déjà fait), verrouiller les règles contre le contournement (renvoi à Q02-141 pour « Prevent editing approval rules »), auditer qui merge sans approbation et pourquoi (#156), et protéger les fichiers critiques par des code owners (#157). Q05 est le contrôle a posteriori des approbations, complément du Q02 configuré a priori.</w:t>
+        <w:t xml:space="preserve">Cette prise de conscience ouvre Q05. La suite : fermer la porte techniquement (quick-win, si pas déjà fait), verrouiller les règles contre le contournement (renvoi à Q02-141 pour « Prevent editing approval rules »), auditer qui merge sans approbation et pourquoi, et protéger les fichiers critiques par des code owners. Q05 est le contrôle a posteriori des approbations, complément du Q02 configuré a priori.</w:t>
       </w:r>
     </w:p>
     <w:p>
